--- a/UNIDAD 1/SOAP_JAVA_EXAMEN_GR06/01. UML/02. ECUD/ECUD_TICKET_PREMIUM.docx
+++ b/UNIDAD 1/SOAP_JAVA_EXAMEN_GR06/01. UML/02. ECUD/ECUD_TICKET_PREMIUM.docx
@@ -2,6 +2,8 @@
 <file path=word/document.xml><?xml version="1.0" encoding="utf-8"?>
 <w:document xmlns:wpc="http://schemas.microsoft.com/office/word/2010/wordprocessingCanvas" xmlns:cx="http://schemas.microsoft.com/office/drawing/2014/chartex" xmlns:cx1="http://schemas.microsoft.com/office/drawing/2015/9/8/chartex" xmlns:cx2="http://schemas.microsoft.com/office/drawing/2015/10/21/chartex" xmlns:cx3="http://schemas.microsoft.com/office/drawing/2016/5/9/chartex" xmlns:cx4="http://schemas.microsoft.com/office/drawing/2016/5/10/chartex" xmlns:cx5="http://schemas.microsoft.com/office/drawing/2016/5/11/chartex" xmlns:cx6="http://schemas.microsoft.com/office/drawing/2016/5/12/chartex" xmlns:cx7="http://schemas.microsoft.com/office/drawing/2016/5/13/chartex" xmlns:cx8="http://schemas.microsoft.com/office/drawing/2016/5/14/chartex" xmlns:mc="http://schemas.openxmlformats.org/markup-compatibility/2006" xmlns:aink="http://schemas.microsoft.com/office/drawing/2016/ink" xmlns:am3d="http://schemas.microsoft.com/office/drawing/2017/model3d" xmlns:o="urn:schemas-microsoft-com:office:office" xmlns:r="http://schemas.openxmlformats.org/officeDocument/2006/relationships" xmlns:m="http://schemas.openxmlformats.org/officeDocument/2006/math" xmlns:v="urn:schemas-microsoft-com:vml" xmlns:wp14="http://schemas.microsoft.com/office/word/2010/wordprocessingDrawing" xmlns:wp="http://schemas.openxmlformats.org/drawingml/2006/wordprocessingDrawing" xmlns:w10="urn:schemas-microsoft-com:office:word" xmlns:w="http://schemas.openxmlformats.org/wordprocessingml/2006/main" xmlns:w14="http://schemas.microsoft.com/office/word/2010/wordml" xmlns:w15="http://schemas.microsoft.com/office/word/2012/wordml" xmlns:w16cex="http://schemas.microsoft.com/office/word/2018/wordml/cex" xmlns:w16cid="http://schemas.microsoft.com/office/word/2016/wordml/cid" xmlns:w16="http://schemas.microsoft.com/office/word/2018/wordml" xmlns:w16sdtdh="http://schemas.microsoft.com/office/word/2020/wordml/sdtdatahash" xmlns:w16se="http://schemas.microsoft.com/office/word/2015/wordml/symex" xmlns:wpg="http://schemas.microsoft.com/office/word/2010/wordprocessingGroup" xmlns:wpi="http://schemas.microsoft.com/office/word/2010/wordprocessingInk" xmlns:wne="http://schemas.microsoft.com/office/word/2006/wordml" xmlns:wps="http://schemas.microsoft.com/office/word/2010/wordprocessingShape" mc:Ignorable="w14 w15 w16se w16cid w16 w16cex w16sdtdh wp14">
   <w:body>
+    <w:bookmarkStart w:id="0" w:name="_heading=h.im50sgd08f6t" w:colFirst="0" w:colLast="0"/>
+    <w:bookmarkEnd w:id="0"/>
     <w:p>
       <w:pPr>
         <w:pBdr>
@@ -33,8 +35,6 @@
           <w:titlePg/>
         </w:sectPr>
       </w:pPr>
-      <w:bookmarkStart w:id="0" w:name="_heading=h.im50sgd08f6t" w:colFirst="0" w:colLast="0"/>
-      <w:bookmarkEnd w:id="0"/>
       <w:r>
         <w:rPr>
           <w:noProof/>
@@ -3363,17 +3363,11 @@
           </w:r>
           <w:proofErr w:type="gramStart"/>
           <w:r>
-            <w:t>2)</w:t>
-          </w:r>
-          <w:r>
-            <w:t>…</w:t>
+            <w:t>2)…</w:t>
           </w:r>
           <w:proofErr w:type="gramEnd"/>
           <w:r>
-            <w:t>…….</w:t>
-          </w:r>
-          <w:r>
-            <w:t>.. 3</w:t>
+            <w:t>……... 3</w:t>
           </w:r>
         </w:p>
         <w:p>
@@ -4285,6 +4279,266 @@
     </w:p>
     <w:p>
       <w:pPr>
+        <w:keepNext/>
+        <w:pBdr>
+          <w:top w:val="nil"/>
+          <w:left w:val="nil"/>
+          <w:bottom w:val="nil"/>
+          <w:right w:val="nil"/>
+          <w:between w:val="nil"/>
+        </w:pBdr>
+        <w:rPr>
+          <w:rFonts w:ascii="Times New Roman" w:eastAsia="Times New Roman" w:hAnsi="Times New Roman" w:cs="Times New Roman"/>
+          <w:i/>
+          <w:iCs/>
+          <w:color w:val="44546A"/>
+          <w:sz w:val="18"/>
+          <w:szCs w:val="18"/>
+        </w:rPr>
+      </w:pPr>
+    </w:p>
+    <w:p>
+      <w:pPr>
+        <w:keepNext/>
+        <w:pBdr>
+          <w:top w:val="nil"/>
+          <w:left w:val="nil"/>
+          <w:bottom w:val="nil"/>
+          <w:right w:val="nil"/>
+          <w:between w:val="nil"/>
+        </w:pBdr>
+        <w:rPr>
+          <w:rFonts w:ascii="Times New Roman" w:eastAsia="Times New Roman" w:hAnsi="Times New Roman" w:cs="Times New Roman"/>
+          <w:i/>
+          <w:iCs/>
+          <w:color w:val="44546A"/>
+          <w:sz w:val="18"/>
+          <w:szCs w:val="18"/>
+        </w:rPr>
+      </w:pPr>
+    </w:p>
+    <w:p>
+      <w:pPr>
+        <w:keepNext/>
+        <w:pBdr>
+          <w:top w:val="nil"/>
+          <w:left w:val="nil"/>
+          <w:bottom w:val="nil"/>
+          <w:right w:val="nil"/>
+          <w:between w:val="nil"/>
+        </w:pBdr>
+        <w:rPr>
+          <w:rFonts w:ascii="Times New Roman" w:eastAsia="Times New Roman" w:hAnsi="Times New Roman" w:cs="Times New Roman"/>
+          <w:i/>
+          <w:iCs/>
+          <w:color w:val="44546A"/>
+          <w:sz w:val="18"/>
+          <w:szCs w:val="18"/>
+        </w:rPr>
+      </w:pPr>
+    </w:p>
+    <w:p>
+      <w:pPr>
+        <w:keepNext/>
+        <w:pBdr>
+          <w:top w:val="nil"/>
+          <w:left w:val="nil"/>
+          <w:bottom w:val="nil"/>
+          <w:right w:val="nil"/>
+          <w:between w:val="nil"/>
+        </w:pBdr>
+        <w:rPr>
+          <w:rFonts w:ascii="Times New Roman" w:eastAsia="Times New Roman" w:hAnsi="Times New Roman" w:cs="Times New Roman"/>
+          <w:i/>
+          <w:iCs/>
+          <w:color w:val="44546A"/>
+          <w:sz w:val="18"/>
+          <w:szCs w:val="18"/>
+        </w:rPr>
+      </w:pPr>
+    </w:p>
+    <w:p>
+      <w:pPr>
+        <w:keepNext/>
+        <w:pBdr>
+          <w:top w:val="nil"/>
+          <w:left w:val="nil"/>
+          <w:bottom w:val="nil"/>
+          <w:right w:val="nil"/>
+          <w:between w:val="nil"/>
+        </w:pBdr>
+        <w:rPr>
+          <w:rFonts w:ascii="Times New Roman" w:eastAsia="Times New Roman" w:hAnsi="Times New Roman" w:cs="Times New Roman"/>
+          <w:i/>
+          <w:iCs/>
+          <w:color w:val="44546A"/>
+          <w:sz w:val="18"/>
+          <w:szCs w:val="18"/>
+        </w:rPr>
+      </w:pPr>
+    </w:p>
+    <w:p>
+      <w:pPr>
+        <w:keepNext/>
+        <w:pBdr>
+          <w:top w:val="nil"/>
+          <w:left w:val="nil"/>
+          <w:bottom w:val="nil"/>
+          <w:right w:val="nil"/>
+          <w:between w:val="nil"/>
+        </w:pBdr>
+        <w:rPr>
+          <w:rFonts w:ascii="Times New Roman" w:eastAsia="Times New Roman" w:hAnsi="Times New Roman" w:cs="Times New Roman"/>
+          <w:i/>
+          <w:iCs/>
+          <w:color w:val="44546A"/>
+          <w:sz w:val="18"/>
+          <w:szCs w:val="18"/>
+        </w:rPr>
+      </w:pPr>
+    </w:p>
+    <w:p>
+      <w:pPr>
+        <w:keepNext/>
+        <w:pBdr>
+          <w:top w:val="nil"/>
+          <w:left w:val="nil"/>
+          <w:bottom w:val="nil"/>
+          <w:right w:val="nil"/>
+          <w:between w:val="nil"/>
+        </w:pBdr>
+        <w:rPr>
+          <w:rFonts w:ascii="Times New Roman" w:eastAsia="Times New Roman" w:hAnsi="Times New Roman" w:cs="Times New Roman"/>
+          <w:i/>
+          <w:iCs/>
+          <w:color w:val="44546A"/>
+          <w:sz w:val="18"/>
+          <w:szCs w:val="18"/>
+        </w:rPr>
+      </w:pPr>
+    </w:p>
+    <w:p>
+      <w:pPr>
+        <w:keepNext/>
+        <w:pBdr>
+          <w:top w:val="nil"/>
+          <w:left w:val="nil"/>
+          <w:bottom w:val="nil"/>
+          <w:right w:val="nil"/>
+          <w:between w:val="nil"/>
+        </w:pBdr>
+        <w:rPr>
+          <w:rFonts w:ascii="Times New Roman" w:eastAsia="Times New Roman" w:hAnsi="Times New Roman" w:cs="Times New Roman"/>
+          <w:i/>
+          <w:iCs/>
+          <w:color w:val="44546A"/>
+          <w:sz w:val="18"/>
+          <w:szCs w:val="18"/>
+        </w:rPr>
+      </w:pPr>
+    </w:p>
+    <w:p>
+      <w:pPr>
+        <w:keepNext/>
+        <w:pBdr>
+          <w:top w:val="nil"/>
+          <w:left w:val="nil"/>
+          <w:bottom w:val="nil"/>
+          <w:right w:val="nil"/>
+          <w:between w:val="nil"/>
+        </w:pBdr>
+        <w:rPr>
+          <w:rFonts w:ascii="Times New Roman" w:eastAsia="Times New Roman" w:hAnsi="Times New Roman" w:cs="Times New Roman"/>
+          <w:i/>
+          <w:iCs/>
+          <w:color w:val="44546A"/>
+          <w:sz w:val="18"/>
+          <w:szCs w:val="18"/>
+        </w:rPr>
+      </w:pPr>
+    </w:p>
+    <w:p>
+      <w:pPr>
+        <w:keepNext/>
+        <w:pBdr>
+          <w:top w:val="nil"/>
+          <w:left w:val="nil"/>
+          <w:bottom w:val="nil"/>
+          <w:right w:val="nil"/>
+          <w:between w:val="nil"/>
+        </w:pBdr>
+        <w:rPr>
+          <w:rFonts w:ascii="Times New Roman" w:eastAsia="Times New Roman" w:hAnsi="Times New Roman" w:cs="Times New Roman"/>
+          <w:i/>
+          <w:iCs/>
+          <w:color w:val="44546A"/>
+          <w:sz w:val="18"/>
+          <w:szCs w:val="18"/>
+        </w:rPr>
+      </w:pPr>
+    </w:p>
+    <w:p>
+      <w:pPr>
+        <w:keepNext/>
+        <w:pBdr>
+          <w:top w:val="nil"/>
+          <w:left w:val="nil"/>
+          <w:bottom w:val="nil"/>
+          <w:right w:val="nil"/>
+          <w:between w:val="nil"/>
+        </w:pBdr>
+        <w:rPr>
+          <w:rFonts w:ascii="Times New Roman" w:eastAsia="Times New Roman" w:hAnsi="Times New Roman" w:cs="Times New Roman"/>
+          <w:i/>
+          <w:iCs/>
+          <w:color w:val="44546A"/>
+          <w:sz w:val="18"/>
+          <w:szCs w:val="18"/>
+        </w:rPr>
+      </w:pPr>
+    </w:p>
+    <w:p>
+      <w:pPr>
+        <w:keepNext/>
+        <w:pBdr>
+          <w:top w:val="nil"/>
+          <w:left w:val="nil"/>
+          <w:bottom w:val="nil"/>
+          <w:right w:val="nil"/>
+          <w:between w:val="nil"/>
+        </w:pBdr>
+        <w:rPr>
+          <w:rFonts w:ascii="Times New Roman" w:eastAsia="Times New Roman" w:hAnsi="Times New Roman" w:cs="Times New Roman"/>
+          <w:i/>
+          <w:iCs/>
+          <w:color w:val="44546A"/>
+          <w:sz w:val="18"/>
+          <w:szCs w:val="18"/>
+        </w:rPr>
+      </w:pPr>
+    </w:p>
+    <w:p>
+      <w:pPr>
+        <w:keepNext/>
+        <w:pBdr>
+          <w:top w:val="nil"/>
+          <w:left w:val="nil"/>
+          <w:bottom w:val="nil"/>
+          <w:right w:val="nil"/>
+          <w:between w:val="nil"/>
+        </w:pBdr>
+        <w:rPr>
+          <w:rFonts w:ascii="Times New Roman" w:eastAsia="Times New Roman" w:hAnsi="Times New Roman" w:cs="Times New Roman"/>
+          <w:i/>
+          <w:iCs/>
+          <w:color w:val="44546A"/>
+          <w:sz w:val="18"/>
+          <w:szCs w:val="18"/>
+        </w:rPr>
+      </w:pPr>
+    </w:p>
+    <w:p>
+      <w:pPr>
         <w:pStyle w:val="Ttulo2"/>
         <w:rPr>
           <w:i/>
@@ -4312,6 +4566,7 @@
         </w:rPr>
       </w:pPr>
       <w:r>
+        <w:lastRenderedPageBreak/>
         <w:t xml:space="preserve">A continuación, se muestra </w:t>
       </w:r>
       <w:r>
@@ -4503,7 +4758,6 @@
           </w:tcPr>
           <w:p>
             <w:r>
-              <w:lastRenderedPageBreak/>
               <w:t>Meta</w:t>
             </w:r>
           </w:p>
@@ -4711,6 +4965,9 @@
               <w:cnfStyle w:val="000000000000" w:firstRow="0" w:lastRow="0" w:firstColumn="0" w:lastColumn="0" w:oddVBand="0" w:evenVBand="0" w:oddHBand="0" w:evenHBand="0" w:firstRowFirstColumn="0" w:firstRowLastColumn="0" w:lastRowFirstColumn="0" w:lastRowLastColumn="0"/>
             </w:pPr>
             <w:r>
+              <w:rPr>
+                <w:noProof/>
+              </w:rPr>
               <w:drawing>
                 <wp:inline distT="0" distB="0" distL="0" distR="0" wp14:anchorId="55562DEE" wp14:editId="0C0F62F4">
                   <wp:extent cx="3425038" cy="2757941"/>
@@ -4752,6 +5009,21 @@
             <w:pPr>
               <w:cnfStyle w:val="000000000000" w:firstRow="0" w:lastRow="0" w:firstColumn="0" w:lastColumn="0" w:oddVBand="0" w:evenVBand="0" w:oddHBand="0" w:evenHBand="0" w:firstRowFirstColumn="0" w:firstRowLastColumn="0" w:lastRowFirstColumn="0" w:lastRowLastColumn="0"/>
             </w:pPr>
+          </w:p>
+          <w:p>
+            <w:pPr>
+              <w:cnfStyle w:val="000000000000" w:firstRow="0" w:lastRow="0" w:firstColumn="0" w:lastColumn="0" w:oddVBand="0" w:evenVBand="0" w:oddHBand="0" w:evenHBand="0" w:firstRowFirstColumn="0" w:firstRowLastColumn="0" w:lastRowFirstColumn="0" w:lastRowLastColumn="0"/>
+            </w:pPr>
+          </w:p>
+          <w:p>
+            <w:pPr>
+              <w:cnfStyle w:val="000000000000" w:firstRow="0" w:lastRow="0" w:firstColumn="0" w:lastColumn="0" w:oddVBand="0" w:evenVBand="0" w:oddHBand="0" w:evenHBand="0" w:firstRowFirstColumn="0" w:firstRowLastColumn="0" w:lastRowFirstColumn="0" w:lastRowLastColumn="0"/>
+            </w:pPr>
+          </w:p>
+          <w:p>
+            <w:pPr>
+              <w:cnfStyle w:val="000000000000" w:firstRow="0" w:lastRow="0" w:firstColumn="0" w:lastColumn="0" w:oddVBand="0" w:evenVBand="0" w:oddHBand="0" w:evenHBand="0" w:firstRowFirstColumn="0" w:firstRowLastColumn="0" w:lastRowFirstColumn="0" w:lastRowLastColumn="0"/>
+            </w:pPr>
             <w:r>
               <w:t>Ilustración 2. Caso de Uso de Consultar Cartelera.</w:t>
             </w:r>
@@ -4770,6 +5042,7 @@
           </w:tcPr>
           <w:p>
             <w:r>
+              <w:lastRenderedPageBreak/>
               <w:t>Flujo Básico (Secuencial)</w:t>
             </w:r>
           </w:p>
@@ -4859,7 +5132,6 @@
               <w:cnfStyle w:val="000000100000" w:firstRow="0" w:lastRow="0" w:firstColumn="0" w:lastColumn="0" w:oddVBand="0" w:evenVBand="0" w:oddHBand="1" w:evenHBand="0" w:firstRowFirstColumn="0" w:firstRowLastColumn="0" w:lastRowFirstColumn="0" w:lastRowLastColumn="0"/>
             </w:pPr>
             <w:r>
-              <w:lastRenderedPageBreak/>
               <w:t>3. El sistema ejecuta la consulta SQL filtrando por fecha contra la tabla PARTIDO_FUTBOL en MySQL.</w:t>
             </w:r>
           </w:p>
@@ -4906,7 +5178,6 @@
           </w:tcPr>
           <w:p>
             <w:r>
-              <w:lastRenderedPageBreak/>
               <w:t>Flujos Alternativos</w:t>
             </w:r>
           </w:p>
@@ -5143,6 +5414,7 @@
           </w:tcPr>
           <w:p>
             <w:r>
+              <w:lastRenderedPageBreak/>
               <w:t>MÓDULO DE ESPECIFICACIÓN DE CASOS DE USO</w:t>
             </w:r>
           </w:p>
@@ -5379,7 +5651,6 @@
           </w:tcPr>
           <w:p>
             <w:r>
-              <w:lastRenderedPageBreak/>
               <w:t>Precondiciones</w:t>
             </w:r>
           </w:p>
@@ -5469,6 +5740,9 @@
               <w:cnfStyle w:val="000000000000" w:firstRow="0" w:lastRow="0" w:firstColumn="0" w:lastColumn="0" w:oddVBand="0" w:evenVBand="0" w:oddHBand="0" w:evenHBand="0" w:firstRowFirstColumn="0" w:firstRowLastColumn="0" w:lastRowFirstColumn="0" w:lastRowLastColumn="0"/>
             </w:pPr>
             <w:r>
+              <w:rPr>
+                <w:noProof/>
+              </w:rPr>
               <w:drawing>
                 <wp:inline distT="0" distB="0" distL="0" distR="0" wp14:anchorId="638288E4" wp14:editId="26F7E58A">
                   <wp:extent cx="3520573" cy="2565346"/>
@@ -5577,6 +5851,7 @@
               <w:cnfStyle w:val="000000100000" w:firstRow="0" w:lastRow="0" w:firstColumn="0" w:lastColumn="0" w:oddVBand="0" w:evenVBand="0" w:oddHBand="1" w:evenHBand="0" w:firstRowFirstColumn="0" w:firstRowLastColumn="0" w:lastRowFirstColumn="0" w:lastRowLastColumn="0"/>
             </w:pPr>
             <w:r>
+              <w:lastRenderedPageBreak/>
               <w:t>Sistema (</w:t>
             </w:r>
             <w:proofErr w:type="spellStart"/>
@@ -5649,7 +5924,6 @@
               <w:cnfStyle w:val="000000100000" w:firstRow="0" w:lastRow="0" w:firstColumn="0" w:lastColumn="0" w:oddVBand="0" w:evenVBand="0" w:oddHBand="1" w:evenHBand="0" w:firstRowFirstColumn="0" w:firstRowLastColumn="0" w:lastRowFirstColumn="0" w:lastRowLastColumn="0"/>
             </w:pPr>
             <w:r>
-              <w:lastRenderedPageBreak/>
               <w:t>5. El sistema renderiza dinámicamente las opciones de graderías (General, Preferencia, Tribuna, Palco) con sus respectivos precios en la interfaz.</w:t>
             </w:r>
           </w:p>
@@ -6004,6 +6278,7 @@
           </w:tcPr>
           <w:p>
             <w:r>
+              <w:lastRenderedPageBreak/>
               <w:t>Meta</w:t>
             </w:r>
           </w:p>
@@ -6169,7 +6444,6 @@
           </w:tcPr>
           <w:p>
             <w:r>
-              <w:lastRenderedPageBreak/>
               <w:t>Postcondiciones</w:t>
             </w:r>
           </w:p>
@@ -6374,6 +6648,7 @@
               <w:cnfStyle w:val="000000100000" w:firstRow="0" w:lastRow="0" w:firstColumn="0" w:lastColumn="0" w:oddVBand="0" w:evenVBand="0" w:oddHBand="1" w:evenHBand="0" w:firstRowFirstColumn="0" w:firstRowLastColumn="0" w:lastRowFirstColumn="0" w:lastRowLastColumn="0"/>
             </w:pPr>
             <w:r>
+              <w:lastRenderedPageBreak/>
               <w:t>6. El servidor empaqueta la respuesta de éxito junto con el desglose contable final en un mensaje XML.</w:t>
             </w:r>
           </w:p>
@@ -6404,6 +6679,7 @@
           </w:tcPr>
           <w:p>
             <w:r>
+              <w:lastRenderedPageBreak/>
               <w:t>Flujos Alternativos</w:t>
             </w:r>
           </w:p>
@@ -6445,7 +6721,6 @@
               <w:cnfStyle w:val="000000000000" w:firstRow="0" w:lastRow="0" w:firstColumn="0" w:lastColumn="0" w:oddVBand="0" w:evenVBand="0" w:oddHBand="0" w:evenHBand="0" w:firstRowFirstColumn="0" w:firstRowLastColumn="0" w:lastRowFirstColumn="0" w:lastRowLastColumn="0"/>
             </w:pPr>
             <w:r>
-              <w:lastRenderedPageBreak/>
               <w:t xml:space="preserve">A2. Insuficiencia de Stock (Insuficiente): Si un operador o usuario solicita comprar 5 </w:t>
             </w:r>
             <w:proofErr w:type="gramStart"/>
@@ -6479,7 +6754,6 @@
           </w:tcPr>
           <w:p>
             <w:r>
-              <w:lastRenderedPageBreak/>
               <w:t>Relaciones (Casos de Uso)</w:t>
             </w:r>
           </w:p>
@@ -8603,28 +8877,28 @@
 </file>
 
 <file path=customXml/item1.xml><?xml version="1.0" encoding="utf-8"?>
-<b:Sources xmlns:b="http://schemas.openxmlformats.org/officeDocument/2006/bibliography" xmlns="http://schemas.openxmlformats.org/officeDocument/2006/bibliography" SelectedStyle="\APASixthEditionOfficeOnline.xsl" StyleName="APA" Version="6"/>
-</file>
-
-<file path=customXml/item2.xml><?xml version="1.0" encoding="utf-8"?>
 <go:gDocsCustomXmlDataStorage xmlns:go="http://customooxmlschemas.google.com/" xmlns:r="http://schemas.openxmlformats.org/officeDocument/2006/relationships" uri="GoogleDocsCustomDataVersion2">
   <go:docsCustomData xmlns:go="http://customooxmlschemas.google.com/" roundtripDataSignature="AMtx7mjBuJFCMGEyFTMcfG76Q2P47g6lcg==">CgMxLjAyDmguaW01MHNnZDA4ZjZ0Mg5oLmg2cmRxNmFoajM3djIOaC53bjU2aDJobGRsdzAyDmguZ3E3aHlzamd1cWF4Mg5oLm1kdHk1dTh3enRhcjIOaC5paWZqd2pyYWJ5N3oyDmgucG5hNzBiNTljc2k4Mg5oLnZqaXZ6a2plamp4djIOaC54bWozd2JvdGowaHkyDmguYXgzdTB2YnJnc2tmMg5oLmFtZ3l4MWxzcHd3NjIOaC52YjFyNHRrdTZ5ZDYyDmguYmZybWpzcnAzeDVmMg5oLnI4cWNkdjVreXBxbjgAciExT1R5VVJGSW1MNW1oSGhqZVFHMjQtRXVEUzZ3STRpb2I=</go:docsCustomData>
 </go:gDocsCustomXmlDataStorage>
 </file>
 
-<file path=customXml/itemProps1.xml><?xml version="1.0" encoding="utf-8"?>
-<ds:datastoreItem xmlns:ds="http://schemas.openxmlformats.org/officeDocument/2006/customXml" ds:itemID="{74F63BEF-C0EC-4668-9116-7AF0A507DD37}">
-  <ds:schemaRefs>
-    <ds:schemaRef ds:uri="http://schemas.openxmlformats.org/officeDocument/2006/bibliography"/>
-  </ds:schemaRefs>
-</ds:datastoreItem>
+<file path=customXml/item2.xml><?xml version="1.0" encoding="utf-8"?>
+<b:Sources xmlns:b="http://schemas.openxmlformats.org/officeDocument/2006/bibliography" xmlns="http://schemas.openxmlformats.org/officeDocument/2006/bibliography" SelectedStyle="\APASixthEditionOfficeOnline.xsl" StyleName="APA" Version="6"/>
 </file>
 
-<file path=customXml/itemProps2.xml><?xml version="1.0" encoding="utf-8"?>
+<file path=customXml/itemProps1.xml><?xml version="1.0" encoding="utf-8"?>
 <ds:datastoreItem xmlns:ds="http://schemas.openxmlformats.org/officeDocument/2006/customXml" ds:itemID="{11111111-1234-1234-1234-123412341234}">
   <ds:schemaRefs>
     <ds:schemaRef ds:uri="http://customooxmlschemas.google.com/"/>
     <ds:schemaRef ds:uri="http://schemas.openxmlformats.org/officeDocument/2006/relationships"/>
   </ds:schemaRefs>
 </ds:datastoreItem>
+</file>
+
+<file path=customXml/itemProps2.xml><?xml version="1.0" encoding="utf-8"?>
+<ds:datastoreItem xmlns:ds="http://schemas.openxmlformats.org/officeDocument/2006/customXml" ds:itemID="{74F63BEF-C0EC-4668-9116-7AF0A507DD37}">
+  <ds:schemaRefs>
+    <ds:schemaRef ds:uri="http://schemas.openxmlformats.org/officeDocument/2006/bibliography"/>
+  </ds:schemaRefs>
+</ds:datastoreItem>
 </file>